--- a/docs/数据库设计文档.docx
+++ b/docs/数据库设计文档.docx
@@ -11,8 +11,6 @@
           <w:lang w:val="en-US" w:eastAsia="zh-CN"/>
         </w:rPr>
       </w:pPr>
-      <w:bookmarkStart w:id="0" w:name="_GoBack"/>
-      <w:bookmarkEnd w:id="0"/>
       <w:r>
         <w:rPr>
           <w:rFonts w:hint="eastAsia"/>
@@ -3758,18 +3756,36 @@
             <w:pPr>
               <w:jc w:val="center"/>
               <w:rPr>
-                <w:rFonts w:hint="default" w:eastAsiaTheme="minorEastAsia"/>
-                <w:vertAlign w:val="baseline"/>
-                <w:lang w:val="en-US" w:eastAsia="zh-CN"/>
-              </w:rPr>
-            </w:pPr>
-            <w:r>
-              <w:rPr>
-                <w:rFonts w:hint="eastAsia"/>
-                <w:vertAlign w:val="baseline"/>
-                <w:lang w:val="en-US" w:eastAsia="zh-CN"/>
-              </w:rPr>
-              <w:t>FK-&gt;users.id,NO NULL</w:t>
+                <w:rFonts w:hint="eastAsia"/>
+                <w:vertAlign w:val="baseline"/>
+                <w:lang w:val="en-US" w:eastAsia="zh-CN"/>
+              </w:rPr>
+            </w:pPr>
+            <w:r>
+              <w:rPr>
+                <w:rFonts w:hint="eastAsia"/>
+                <w:vertAlign w:val="baseline"/>
+                <w:lang w:val="en-US" w:eastAsia="zh-CN"/>
+              </w:rPr>
+              <w:t>FK-&gt;users.id,</w:t>
+            </w:r>
+          </w:p>
+          <w:p>
+            <w:pPr>
+              <w:jc w:val="center"/>
+              <w:rPr>
+                <w:rFonts w:hint="default" w:eastAsiaTheme="minorEastAsia"/>
+                <w:vertAlign w:val="baseline"/>
+                <w:lang w:val="en-US" w:eastAsia="zh-CN"/>
+              </w:rPr>
+            </w:pPr>
+            <w:r>
+              <w:rPr>
+                <w:rFonts w:hint="eastAsia"/>
+                <w:vertAlign w:val="baseline"/>
+                <w:lang w:val="en-US" w:eastAsia="zh-CN"/>
+              </w:rPr>
+              <w:t>NOT NULL</w:t>
             </w:r>
           </w:p>
         </w:tc>
@@ -4699,8 +4715,16 @@
           <w:rFonts w:hint="default" w:eastAsiaTheme="minorEastAsia"/>
           <w:lang w:val="en-US" w:eastAsia="zh-CN"/>
         </w:rPr>
-        <w:t>- UNIQUE INDEX `idx_user_conference` (`user_id`, `conference_id`)  — 同一用户不能重复加</w:t>
+        <w:t>- UNIQUE INDEX idx_user_conference_active ON attendees (user_id, conference_id, (CASE WHEN status = 1 THEN 1 ELSE NULL END));</w:t>
       </w:r>
+    </w:p>
+    <w:p>
+      <w:pPr>
+        <w:rPr>
+          <w:rFonts w:hint="default" w:eastAsiaTheme="minorEastAsia"/>
+          <w:lang w:val="en-US" w:eastAsia="zh-CN"/>
+        </w:rPr>
+      </w:pPr>
       <w:r>
         <w:rPr>
           <w:rFonts w:hint="eastAsia"/>
@@ -8496,30 +8520,8 @@
           <w:lang w:val="en-US" w:eastAsia="zh-CN"/>
         </w:rPr>
       </w:pPr>
-    </w:p>
-    <w:p>
-      <w:pPr>
-        <w:rPr>
-          <w:rFonts w:hint="default"/>
-          <w:lang w:val="en-US" w:eastAsia="zh-CN"/>
-        </w:rPr>
-      </w:pPr>
-    </w:p>
-    <w:p>
-      <w:pPr>
-        <w:rPr>
-          <w:rFonts w:hint="default"/>
-          <w:lang w:val="en-US" w:eastAsia="zh-CN"/>
-        </w:rPr>
-      </w:pPr>
-    </w:p>
-    <w:p>
-      <w:pPr>
-        <w:rPr>
-          <w:rFonts w:hint="default"/>
-          <w:lang w:val="en-US" w:eastAsia="zh-CN"/>
-        </w:rPr>
-      </w:pPr>
+      <w:bookmarkStart w:id="0" w:name="_GoBack"/>
+      <w:bookmarkEnd w:id="0"/>
     </w:p>
     <w:p>
       <w:pPr>
@@ -8723,7 +8725,7 @@
     <w:lsdException w:unhideWhenUsed="0" w:uiPriority="0" w:semiHidden="0" w:name="HTML Sample"/>
     <w:lsdException w:unhideWhenUsed="0" w:uiPriority="0" w:semiHidden="0" w:name="HTML Typewriter"/>
     <w:lsdException w:unhideWhenUsed="0" w:uiPriority="0" w:semiHidden="0" w:name="HTML Variable"/>
-    <w:lsdException w:unhideWhenUsed="0" w:uiPriority="0" w:name="Normal Table"/>
+    <w:lsdException w:qFormat="1" w:unhideWhenUsed="0" w:uiPriority="0" w:name="Normal Table"/>
     <w:lsdException w:unhideWhenUsed="0" w:uiPriority="0" w:semiHidden="0" w:name="annotation subject"/>
     <w:lsdException w:unhideWhenUsed="0" w:uiPriority="0" w:semiHidden="0" w:name="Table Simple 1"/>
     <w:lsdException w:unhideWhenUsed="0" w:uiPriority="0" w:semiHidden="0" w:name="Table Simple 2"/>
@@ -8894,6 +8896,7 @@
   <w:style w:type="table" w:default="1" w:styleId="2">
     <w:name w:val="Normal Table"/>
     <w:semiHidden/>
+    <w:qFormat/>
     <w:uiPriority w:val="0"/>
     <w:tblPr>
       <w:tblCellMar>

--- a/docs/数据库设计文档.docx
+++ b/docs/数据库设计文档.docx
@@ -3380,7 +3380,7 @@
     <w:tbl>
       <w:tblPr>
         <w:tblStyle w:val="3"/>
-        <w:tblW w:w="8895" w:type="dxa"/>
+        <w:tblW w:w="9527" w:type="dxa"/>
         <w:tblInd w:w="0" w:type="dxa"/>
         <w:tblBorders>
           <w:top w:val="single" w:color="auto" w:sz="4" w:space="0"/>
@@ -3400,10 +3400,10 @@
       </w:tblPr>
       <w:tblGrid>
         <w:gridCol w:w="2083"/>
-        <w:gridCol w:w="1598"/>
+        <w:gridCol w:w="2161"/>
         <w:gridCol w:w="2118"/>
-        <w:gridCol w:w="1366"/>
-        <w:gridCol w:w="1730"/>
+        <w:gridCol w:w="1132"/>
+        <w:gridCol w:w="2033"/>
       </w:tblGrid>
       <w:tr>
         <w:tblPrEx>
@@ -3448,7 +3448,7 @@
         </w:tc>
         <w:tc>
           <w:tcPr>
-            <w:tcW w:w="1598" w:type="dxa"/>
+            <w:tcW w:w="2161" w:type="dxa"/>
             <w:vAlign w:val="top"/>
           </w:tcPr>
           <w:p>
@@ -3496,7 +3496,7 @@
         </w:tc>
         <w:tc>
           <w:tcPr>
-            <w:tcW w:w="1366" w:type="dxa"/>
+            <w:tcW w:w="1132" w:type="dxa"/>
             <w:vAlign w:val="top"/>
           </w:tcPr>
           <w:p>
@@ -3520,7 +3520,7 @@
         </w:tc>
         <w:tc>
           <w:tcPr>
-            <w:tcW w:w="1730" w:type="dxa"/>
+            <w:tcW w:w="2033" w:type="dxa"/>
             <w:vAlign w:val="top"/>
           </w:tcPr>
           <w:p>
@@ -3585,7 +3585,7 @@
         </w:tc>
         <w:tc>
           <w:tcPr>
-            <w:tcW w:w="1598" w:type="dxa"/>
+            <w:tcW w:w="2161" w:type="dxa"/>
             <w:vAlign w:val="top"/>
           </w:tcPr>
           <w:p>
@@ -3640,7 +3640,7 @@
         </w:tc>
         <w:tc>
           <w:tcPr>
-            <w:tcW w:w="1366" w:type="dxa"/>
+            <w:tcW w:w="1132" w:type="dxa"/>
             <w:vAlign w:val="top"/>
           </w:tcPr>
           <w:p>
@@ -3664,7 +3664,7 @@
         </w:tc>
         <w:tc>
           <w:tcPr>
-            <w:tcW w:w="1730" w:type="dxa"/>
+            <w:tcW w:w="2033" w:type="dxa"/>
             <w:vAlign w:val="top"/>
           </w:tcPr>
           <w:p>
@@ -3728,7 +3728,7 @@
         </w:tc>
         <w:tc>
           <w:tcPr>
-            <w:tcW w:w="1598" w:type="dxa"/>
+            <w:tcW w:w="2161" w:type="dxa"/>
           </w:tcPr>
           <w:p>
             <w:pPr>
@@ -3791,7 +3791,7 @@
         </w:tc>
         <w:tc>
           <w:tcPr>
-            <w:tcW w:w="1366" w:type="dxa"/>
+            <w:tcW w:w="1132" w:type="dxa"/>
           </w:tcPr>
           <w:p>
             <w:pPr>
@@ -3814,7 +3814,7 @@
         </w:tc>
         <w:tc>
           <w:tcPr>
-            <w:tcW w:w="1730" w:type="dxa"/>
+            <w:tcW w:w="2033" w:type="dxa"/>
           </w:tcPr>
           <w:p>
             <w:pPr>
@@ -3877,7 +3877,7 @@
         </w:tc>
         <w:tc>
           <w:tcPr>
-            <w:tcW w:w="1598" w:type="dxa"/>
+            <w:tcW w:w="2161" w:type="dxa"/>
           </w:tcPr>
           <w:p>
             <w:pPr>
@@ -3921,7 +3921,7 @@
         </w:tc>
         <w:tc>
           <w:tcPr>
-            <w:tcW w:w="1366" w:type="dxa"/>
+            <w:tcW w:w="1132" w:type="dxa"/>
           </w:tcPr>
           <w:p>
             <w:pPr>
@@ -3944,7 +3944,7 @@
         </w:tc>
         <w:tc>
           <w:tcPr>
-            <w:tcW w:w="1730" w:type="dxa"/>
+            <w:tcW w:w="2033" w:type="dxa"/>
           </w:tcPr>
           <w:p>
             <w:pPr>
@@ -4006,7 +4006,7 @@
         </w:tc>
         <w:tc>
           <w:tcPr>
-            <w:tcW w:w="1598" w:type="dxa"/>
+            <w:tcW w:w="2161" w:type="dxa"/>
           </w:tcPr>
           <w:p>
             <w:pPr>
@@ -4052,7 +4052,7 @@
         </w:tc>
         <w:tc>
           <w:tcPr>
-            <w:tcW w:w="1366" w:type="dxa"/>
+            <w:tcW w:w="1132" w:type="dxa"/>
           </w:tcPr>
           <w:p>
             <w:pPr>
@@ -4075,7 +4075,7 @@
         </w:tc>
         <w:tc>
           <w:tcPr>
-            <w:tcW w:w="1730" w:type="dxa"/>
+            <w:tcW w:w="2033" w:type="dxa"/>
           </w:tcPr>
           <w:p>
             <w:pPr>
@@ -4138,7 +4138,7 @@
         </w:tc>
         <w:tc>
           <w:tcPr>
-            <w:tcW w:w="1598" w:type="dxa"/>
+            <w:tcW w:w="2161" w:type="dxa"/>
           </w:tcPr>
           <w:p>
             <w:pPr>
@@ -4184,7 +4184,7 @@
         </w:tc>
         <w:tc>
           <w:tcPr>
-            <w:tcW w:w="1366" w:type="dxa"/>
+            <w:tcW w:w="1132" w:type="dxa"/>
           </w:tcPr>
           <w:p>
             <w:pPr>
@@ -4207,7 +4207,7 @@
         </w:tc>
         <w:tc>
           <w:tcPr>
-            <w:tcW w:w="1730" w:type="dxa"/>
+            <w:tcW w:w="2033" w:type="dxa"/>
           </w:tcPr>
           <w:p>
             <w:pPr>
@@ -4270,7 +4270,7 @@
         </w:tc>
         <w:tc>
           <w:tcPr>
-            <w:tcW w:w="1598" w:type="dxa"/>
+            <w:tcW w:w="2161" w:type="dxa"/>
             <w:shd w:val="clear" w:color="auto" w:fill="auto"/>
             <w:vAlign w:val="top"/>
           </w:tcPr>
@@ -4325,7 +4325,7 @@
         </w:tc>
         <w:tc>
           <w:tcPr>
-            <w:tcW w:w="1366" w:type="dxa"/>
+            <w:tcW w:w="1132" w:type="dxa"/>
             <w:shd w:val="clear" w:color="auto" w:fill="auto"/>
             <w:vAlign w:val="top"/>
           </w:tcPr>
@@ -4353,7 +4353,7 @@
         </w:tc>
         <w:tc>
           <w:tcPr>
-            <w:tcW w:w="1730" w:type="dxa"/>
+            <w:tcW w:w="2033" w:type="dxa"/>
             <w:shd w:val="clear" w:color="auto" w:fill="auto"/>
             <w:vAlign w:val="top"/>
           </w:tcPr>
@@ -4421,7 +4421,7 @@
         </w:tc>
         <w:tc>
           <w:tcPr>
-            <w:tcW w:w="1598" w:type="dxa"/>
+            <w:tcW w:w="2161" w:type="dxa"/>
           </w:tcPr>
           <w:p>
             <w:pPr>
@@ -4466,7 +4466,7 @@
         </w:tc>
         <w:tc>
           <w:tcPr>
-            <w:tcW w:w="1366" w:type="dxa"/>
+            <w:tcW w:w="1132" w:type="dxa"/>
           </w:tcPr>
           <w:p>
             <w:pPr>
@@ -4489,7 +4489,7 @@
         </w:tc>
         <w:tc>
           <w:tcPr>
-            <w:tcW w:w="1730" w:type="dxa"/>
+            <w:tcW w:w="2033" w:type="dxa"/>
           </w:tcPr>
           <w:p>
             <w:pPr>
@@ -4552,7 +4552,7 @@
         </w:tc>
         <w:tc>
           <w:tcPr>
-            <w:tcW w:w="1598" w:type="dxa"/>
+            <w:tcW w:w="2161" w:type="dxa"/>
           </w:tcPr>
           <w:p>
             <w:pPr>
@@ -4597,7 +4597,7 @@
         </w:tc>
         <w:tc>
           <w:tcPr>
-            <w:tcW w:w="1366" w:type="dxa"/>
+            <w:tcW w:w="1132" w:type="dxa"/>
           </w:tcPr>
           <w:p>
             <w:pPr>
@@ -4620,7 +4620,7 @@
         </w:tc>
         <w:tc>
           <w:tcPr>
-            <w:tcW w:w="1730" w:type="dxa"/>
+            <w:tcW w:w="2033" w:type="dxa"/>
           </w:tcPr>
           <w:p>
             <w:pPr>
@@ -4638,6 +4638,168 @@
                 <w:lang w:val="en-US" w:eastAsia="zh-CN"/>
               </w:rPr>
               <w:t>1:正常，0:取消</w:t>
+            </w:r>
+          </w:p>
+        </w:tc>
+      </w:tr>
+      <w:tr>
+        <w:tblPrEx>
+          <w:tblBorders>
+            <w:top w:val="single" w:color="auto" w:sz="4" w:space="0"/>
+            <w:left w:val="single" w:color="auto" w:sz="4" w:space="0"/>
+            <w:bottom w:val="single" w:color="auto" w:sz="4" w:space="0"/>
+            <w:right w:val="single" w:color="auto" w:sz="4" w:space="0"/>
+            <w:insideH w:val="single" w:color="auto" w:sz="4" w:space="0"/>
+            <w:insideV w:val="single" w:color="auto" w:sz="4" w:space="0"/>
+          </w:tblBorders>
+          <w:tblCellMar>
+            <w:top w:w="0" w:type="dxa"/>
+            <w:left w:w="108" w:type="dxa"/>
+            <w:bottom w:w="0" w:type="dxa"/>
+            <w:right w:w="108" w:type="dxa"/>
+          </w:tblCellMar>
+        </w:tblPrEx>
+        <w:trPr>
+          <w:trHeight w:val="496" w:hRule="atLeast"/>
+        </w:trPr>
+        <w:tc>
+          <w:tcPr>
+            <w:tcW w:w="2083" w:type="dxa"/>
+          </w:tcPr>
+          <w:p>
+            <w:pPr>
+              <w:jc w:val="center"/>
+              <w:rPr>
+                <w:rFonts w:hint="default" w:eastAsiaTheme="minorEastAsia"/>
+                <w:lang w:val="en-US" w:eastAsia="zh-CN"/>
+              </w:rPr>
+            </w:pPr>
+            <w:r>
+              <w:rPr>
+                <w:rFonts w:hint="default" w:eastAsiaTheme="minorEastAsia"/>
+                <w:lang w:val="en-US" w:eastAsia="zh-CN"/>
+              </w:rPr>
+              <w:t>join_source</w:t>
+            </w:r>
+          </w:p>
+        </w:tc>
+        <w:tc>
+          <w:tcPr>
+            <w:tcW w:w="2161" w:type="dxa"/>
+          </w:tcPr>
+          <w:p>
+            <w:pPr>
+              <w:jc w:val="center"/>
+              <w:rPr>
+                <w:rFonts w:hint="default" w:eastAsiaTheme="minorEastAsia"/>
+                <w:lang w:val="en-US" w:eastAsia="zh-CN"/>
+              </w:rPr>
+            </w:pPr>
+            <w:r>
+              <w:rPr>
+                <w:rFonts w:hint="default" w:eastAsiaTheme="minorEastAsia"/>
+                <w:lang w:val="en-US" w:eastAsia="zh-CN"/>
+              </w:rPr>
+              <w:t>ENUM('</w:t>
+            </w:r>
+            <w:r>
+              <w:rPr>
+                <w:rFonts w:hint="eastAsia"/>
+                <w:lang w:val="en-US" w:eastAsia="zh-CN"/>
+              </w:rPr>
+              <w:t>search</w:t>
+            </w:r>
+            <w:r>
+              <w:rPr>
+                <w:rFonts w:hint="default" w:eastAsiaTheme="minorEastAsia"/>
+                <w:lang w:val="en-US" w:eastAsia="zh-CN"/>
+              </w:rPr>
+              <w:t>','</w:t>
+            </w:r>
+            <w:r>
+              <w:rPr>
+                <w:rFonts w:hint="eastAsia"/>
+                <w:lang w:val="en-US" w:eastAsia="zh-CN"/>
+              </w:rPr>
+              <w:t>invite</w:t>
+            </w:r>
+            <w:r>
+              <w:rPr>
+                <w:rFonts w:hint="default" w:eastAsiaTheme="minorEastAsia"/>
+                <w:lang w:val="en-US" w:eastAsia="zh-CN"/>
+              </w:rPr>
+              <w:t>')</w:t>
+            </w:r>
+          </w:p>
+        </w:tc>
+        <w:tc>
+          <w:tcPr>
+            <w:tcW w:w="2118" w:type="dxa"/>
+          </w:tcPr>
+          <w:p>
+            <w:pPr>
+              <w:jc w:val="center"/>
+              <w:rPr>
+                <w:rFonts w:hint="default"/>
+                <w:vertAlign w:val="baseline"/>
+                <w:lang w:val="en-US" w:eastAsia="zh-CN"/>
+              </w:rPr>
+            </w:pPr>
+            <w:r>
+              <w:rPr>
+                <w:rFonts w:hint="eastAsia"/>
+                <w:vertAlign w:val="baseline"/>
+                <w:lang w:val="en-US" w:eastAsia="zh-CN"/>
+              </w:rPr>
+              <w:t>NOT NULL</w:t>
+            </w:r>
+          </w:p>
+        </w:tc>
+        <w:tc>
+          <w:tcPr>
+            <w:tcW w:w="1132" w:type="dxa"/>
+          </w:tcPr>
+          <w:p>
+            <w:pPr>
+              <w:jc w:val="center"/>
+              <w:rPr>
+                <w:rFonts w:hint="default"/>
+                <w:vertAlign w:val="baseline"/>
+                <w:lang w:val="en-US" w:eastAsia="zh-CN"/>
+              </w:rPr>
+            </w:pPr>
+            <w:r>
+              <w:rPr>
+                <w:rFonts w:hint="eastAsia"/>
+                <w:vertAlign w:val="baseline"/>
+                <w:lang w:val="en-US" w:eastAsia="zh-CN"/>
+              </w:rPr>
+              <w:t>search</w:t>
+            </w:r>
+            <w:bookmarkStart w:id="0" w:name="_GoBack"/>
+            <w:bookmarkEnd w:id="0"/>
+          </w:p>
+        </w:tc>
+        <w:tc>
+          <w:tcPr>
+            <w:tcW w:w="2033" w:type="dxa"/>
+          </w:tcPr>
+          <w:p>
+            <w:pPr>
+              <w:jc w:val="left"/>
+              <w:rPr>
+                <w:rFonts w:hint="default"/>
+                <w:vertAlign w:val="baseline"/>
+                <w:lang w:val="en-US" w:eastAsia="zh-CN"/>
+              </w:rPr>
+            </w:pPr>
+            <w:r>
+              <w:rPr>
+                <w:rFonts w:hint="eastAsia"/>
+                <w:vertAlign w:val="baseline"/>
+                <w:lang w:val="en-US" w:eastAsia="zh-CN"/>
+              </w:rPr>
+              <w:t>参会来源search:普通身份，invite：特邀身份</w:t>
             </w:r>
           </w:p>
         </w:tc>
@@ -5052,14 +5214,6 @@
       </w:tr>
       <w:tr>
         <w:tblPrEx>
-          <w:tblBorders>
-            <w:top w:val="single" w:color="auto" w:sz="4" w:space="0"/>
-            <w:left w:val="single" w:color="auto" w:sz="4" w:space="0"/>
-            <w:bottom w:val="single" w:color="auto" w:sz="4" w:space="0"/>
-            <w:right w:val="single" w:color="auto" w:sz="4" w:space="0"/>
-            <w:insideH w:val="single" w:color="auto" w:sz="4" w:space="0"/>
-            <w:insideV w:val="single" w:color="auto" w:sz="4" w:space="0"/>
-          </w:tblBorders>
           <w:tblCellMar>
             <w:top w:w="0" w:type="dxa"/>
             <w:left w:w="108" w:type="dxa"/>
@@ -8520,8 +8674,6 @@
           <w:lang w:val="en-US" w:eastAsia="zh-CN"/>
         </w:rPr>
       </w:pPr>
-      <w:bookmarkStart w:id="0" w:name="_GoBack"/>
-      <w:bookmarkEnd w:id="0"/>
     </w:p>
     <w:p>
       <w:pPr>

--- a/docs/数据库设计文档.docx
+++ b/docs/数据库设计文档.docx
@@ -4776,8 +4776,6 @@
               </w:rPr>
               <w:t>search</w:t>
             </w:r>
-            <w:bookmarkStart w:id="0" w:name="_GoBack"/>
-            <w:bookmarkEnd w:id="0"/>
           </w:p>
         </w:tc>
         <w:tc>
@@ -5214,6 +5212,14 @@
       </w:tr>
       <w:tr>
         <w:tblPrEx>
+          <w:tblBorders>
+            <w:top w:val="single" w:color="auto" w:sz="4" w:space="0"/>
+            <w:left w:val="single" w:color="auto" w:sz="4" w:space="0"/>
+            <w:bottom w:val="single" w:color="auto" w:sz="4" w:space="0"/>
+            <w:right w:val="single" w:color="auto" w:sz="4" w:space="0"/>
+            <w:insideH w:val="single" w:color="auto" w:sz="4" w:space="0"/>
+            <w:insideV w:val="single" w:color="auto" w:sz="4" w:space="0"/>
+          </w:tblBorders>
           <w:tblCellMar>
             <w:top w:w="0" w:type="dxa"/>
             <w:left w:w="108" w:type="dxa"/>
@@ -6493,14 +6499,14 @@
                 <w:rFonts w:hint="default" w:eastAsiaTheme="minorEastAsia"/>
                 <w:lang w:val="en-US" w:eastAsia="zh-CN"/>
               </w:rPr>
-              <w:t>FK→conferences</w:t>
-            </w:r>
-            <w:r>
-              <w:rPr>
-                <w:rFonts w:hint="eastAsia"/>
-                <w:lang w:val="en-US" w:eastAsia="zh-CN"/>
-              </w:rPr>
-              <w:t>.organizer_id</w:t>
+              <w:t>FK→</w:t>
+            </w:r>
+            <w:r>
+              <w:rPr>
+                <w:rFonts w:hint="eastAsia"/>
+                <w:lang w:val="en-US" w:eastAsia="zh-CN"/>
+              </w:rPr>
+              <w:t>users.id</w:t>
             </w:r>
             <w:r>
               <w:rPr>
@@ -6509,6 +6515,8 @@
               </w:rPr>
               <w:t xml:space="preserve">, NOT NULL </w:t>
             </w:r>
+            <w:bookmarkStart w:id="0" w:name="_GoBack"/>
+            <w:bookmarkEnd w:id="0"/>
           </w:p>
         </w:tc>
         <w:tc>
